--- a/sumario_tese/SUMARIO_TESE.docx
+++ b/sumario_tese/SUMARIO_TESE.docx
@@ -1378,7 +1378,7 @@
         </w:rPr>
         <w:t>6.2</w:t>
         <w:tab/>
-        <w:t>A ESCOLA MUNICIPAL DOMITILA CASTELO: O TERRITÓRIO ONDE A POLÍTICA ENCONTRA A ESCOLA</w:t>
+        <w:t xml:space="preserve">A ESCOLA MUNICIPAL DOMITILA CASTELO DA SILVA: O TERRITÓRIO ONDE A POLÍTICA ENCONTRA A ESCOLA</w:t>
         <w:tab/>
       </w:r>
     </w:p>
@@ -1873,6 +1873,8 @@
       </w:r>
     </w:p>
     <w:sectPr>
+      <w:headerReference w:type="default" r:id="rId9"/>
+      <w:footerReference w:type="default" r:id="rId10"/>
       <w:pgSz w:w="11906" w:h="16838"/>
       <w:pgMar w:top="1701" w:right="1134" w:bottom="1134" w:left="1701" w:header="720" w:footer="720" w:gutter="0"/>
       <w:cols w:space="720"/>
@@ -1880,6 +1882,26 @@
     </w:sectPr>
   </w:body>
 </w:document>
+</file>
+
+<file path=word/footer1.xml><?xml version="1.0" encoding="utf-8"?>
+<w:ftr xmlns:m="http://schemas.openxmlformats.org/officeDocument/2006/math" xmlns:mc="http://schemas.openxmlformats.org/markup-compatibility/2006" xmlns:mo="http://schemas.microsoft.com/office/mac/office/2008/main" xmlns:mv="urn:schemas-microsoft-com:mac:vml" xmlns:o="urn:schemas-microsoft-com:office:office" xmlns:r="http://schemas.openxmlformats.org/officeDocument/2006/relationships" xmlns:v="urn:schemas-microsoft-com:vml" xmlns:w10="urn:schemas-microsoft-com:office:word" xmlns:w14="http://schemas.microsoft.com/office/word/2010/wordml" xmlns:w="http://schemas.openxmlformats.org/wordprocessingml/2006/main" xmlns:wne="http://schemas.microsoft.com/office/word/2006/wordml" xmlns:wp14="http://schemas.microsoft.com/office/word/2010/wordprocessingDrawing" xmlns:wp="http://schemas.openxmlformats.org/drawingml/2006/wordprocessingDrawing" xmlns:wpc="http://schemas.microsoft.com/office/word/2010/wordprocessingCanvas" xmlns:wpg="http://schemas.microsoft.com/office/word/2010/wordprocessingGroup" xmlns:wpi="http://schemas.microsoft.com/office/word/2010/wordprocessingInk" xmlns:wps="http://schemas.microsoft.com/office/word/2010/wordprocessingShape" mc:Ignorable="w14 wp14">
+  <w:p>
+    <w:pPr>
+      <w:pStyle w:val="Footer"/>
+    </w:pPr>
+  </w:p>
+</w:ftr>
+</file>
+
+<file path=word/header1.xml><?xml version="1.0" encoding="utf-8"?>
+<w:hdr xmlns:m="http://schemas.openxmlformats.org/officeDocument/2006/math" xmlns:mc="http://schemas.openxmlformats.org/markup-compatibility/2006" xmlns:mo="http://schemas.microsoft.com/office/mac/office/2008/main" xmlns:mv="urn:schemas-microsoft-com:mac:vml" xmlns:o="urn:schemas-microsoft-com:office:office" xmlns:r="http://schemas.openxmlformats.org/officeDocument/2006/relationships" xmlns:v="urn:schemas-microsoft-com:vml" xmlns:w10="urn:schemas-microsoft-com:office:word" xmlns:w14="http://schemas.microsoft.com/office/word/2010/wordml" xmlns:w="http://schemas.openxmlformats.org/wordprocessingml/2006/main" xmlns:wne="http://schemas.microsoft.com/office/word/2006/wordml" xmlns:wp14="http://schemas.microsoft.com/office/word/2010/wordprocessingDrawing" xmlns:wp="http://schemas.openxmlformats.org/drawingml/2006/wordprocessingDrawing" xmlns:wpc="http://schemas.microsoft.com/office/word/2010/wordprocessingCanvas" xmlns:wpg="http://schemas.microsoft.com/office/word/2010/wordprocessingGroup" xmlns:wpi="http://schemas.microsoft.com/office/word/2010/wordprocessingInk" xmlns:wps="http://schemas.microsoft.com/office/word/2010/wordprocessingShape" mc:Ignorable="w14 wp14">
+  <w:p>
+    <w:pPr>
+      <w:pStyle w:val="Header"/>
+    </w:pPr>
+  </w:p>
+</w:hdr>
 </file>
 
 <file path=word/numbering.xml><?xml version="1.0" encoding="utf-8"?>

--- a/sumario_tese/SUMARIO_TESE.docx
+++ b/sumario_tese/SUMARIO_TESE.docx
@@ -521,9 +521,9 @@
         <w:rPr>
           <w:b/>
         </w:rPr>
-        <w:t>3</w:t>
+        <w:t xml:space="preserve">3</w:t>
         <w:tab/>
-        <w:t>NENHUM CHÃO SOB OS PÉS: CULTURA E CIBERCULTURA NO TEMPO QUE NÃO SE FIXA*</w:t>
+        <w:t xml:space="preserve">COMO UMA POLÍTICA SE TORNA PRÁTICA: ATUAÇÃO, CULTURAS PROFISSIONAIS, PODER E O HABITAR O DIGITAL</w:t>
         <w:tab/>
       </w:r>
     </w:p>
@@ -540,9 +540,9 @@
         <w:rPr>
           <w:b w:val="0"/>
         </w:rPr>
-        <w:t>3.1</w:t>
+        <w:t xml:space="preserve">3.1</w:t>
         <w:tab/>
-        <w:t>CULTURA, CIBERCULTURA E CULTURA DIGITAL</w:t>
+        <w:t xml:space="preserve">A POLÍTICA COMO PROCESSO: A ABORDAGEM DO CICLO DE POLÍTICAS</w:t>
         <w:tab/>
       </w:r>
     </w:p>
@@ -559,9 +559,9 @@
         <w:rPr>
           <w:b w:val="0"/>
         </w:rPr>
-        <w:t>3.2</w:t>
+        <w:t xml:space="preserve">3.2</w:t>
         <w:tab/>
-        <w:t>TEMPORALIDADE, MEDIAÇÕES E EXPERIÊNCIA</w:t>
+        <w:t xml:space="preserve">DA IMPLEMENTAÇÃO À ENCENAÇÃO: A TEORIA DA ATUAÇÃO</w:t>
         <w:tab/>
       </w:r>
     </w:p>
@@ -578,9 +578,9 @@
         <w:rPr>
           <w:b w:val="0"/>
         </w:rPr>
-        <w:t>3.3</w:t>
+        <w:t xml:space="preserve">3.3</w:t>
         <w:tab/>
-        <w:t>GOVERNANÇA DE DADOS, PODER E SUBJETIVIDADES NO DIGITAL</w:t>
+        <w:t xml:space="preserve">CULTURAS PROFISSIONAIS: O QUE FILTRA A LEITURA DA POLÍTICA</w:t>
         <w:tab/>
       </w:r>
     </w:p>
@@ -597,9 +597,9 @@
         <w:rPr>
           <w:b w:val="0"/>
         </w:rPr>
-        <w:t>3.4</w:t>
+        <w:t xml:space="preserve">3.4</w:t>
         <w:tab/>
-        <w:t>DA IDEIA DE HABITAR AO HABITAR O DIGITAL</w:t>
+        <w:t xml:space="preserve">PERFORMATIVIDADE E FABRICAÇÃO: O QUE PRESSIONA A ATUAÇÃO</w:t>
         <w:tab/>
       </w:r>
     </w:p>
@@ -616,9 +616,66 @@
         <w:rPr>
           <w:b w:val="0"/>
         </w:rPr>
-        <w:t>3.5</w:t>
+        <w:t xml:space="preserve">3.5</w:t>
         <w:tab/>
-        <w:t>EDUCAÇÃO DIGITAL, CULTURAS PROFISSIONAIS, PERFORMATIVIDADE E DIREITOS DA CRIANÇA NO AMBIENTE DIGITAL</w:t>
+        <w:t xml:space="preserve">PODER E RESISTÊNCIA</w:t>
+        <w:tab/>
+      </w:r>
+    </w:p>
+    <w:p>
+      <w:pPr>
+        <w:tabs>
+          <w:tab w:pos="737" w:val="left"/>
+          <w:tab w:pos="9071" w:val="right" w:leader="dot"/>
+        </w:tabs>
+        <w:spacing w:line="360" w:lineRule="auto" w:after="0" w:before="0"/>
+        <w:ind w:left="737" w:hanging="737"/>
+      </w:pPr>
+      <w:r>
+        <w:rPr>
+          <w:b w:val="0"/>
+        </w:rPr>
+        <w:t xml:space="preserve">3.6</w:t>
+        <w:tab/>
+        <w:t xml:space="preserve">HABITAR O DIGITAL</w:t>
+        <w:tab/>
+      </w:r>
+    </w:p>
+    <w:p>
+      <w:pPr>
+        <w:tabs>
+          <w:tab w:pos="737" w:val="left"/>
+          <w:tab w:pos="9071" w:val="right" w:leader="dot"/>
+        </w:tabs>
+        <w:spacing w:line="360" w:lineRule="auto" w:after="0" w:before="0"/>
+        <w:ind w:left="737" w:hanging="737"/>
+      </w:pPr>
+      <w:r>
+        <w:rPr>
+          <w:b w:val="0"/>
+        </w:rPr>
+        <w:t xml:space="preserve">3.6.1</w:t>
+        <w:tab/>
+        <w:t xml:space="preserve">Plataformas, dados e solucionismo</w:t>
+        <w:tab/>
+      </w:r>
+    </w:p>
+    <w:p>
+      <w:pPr>
+        <w:tabs>
+          <w:tab w:pos="737" w:val="left"/>
+          <w:tab w:pos="9071" w:val="right" w:leader="dot"/>
+        </w:tabs>
+        <w:spacing w:line="360" w:lineRule="auto" w:after="0" w:before="0"/>
+        <w:ind w:left="737" w:hanging="737"/>
+      </w:pPr>
+      <w:r>
+        <w:rPr>
+          <w:b w:val="0"/>
+        </w:rPr>
+        <w:t xml:space="preserve">3.7</w:t>
+        <w:tab/>
+        <w:t xml:space="preserve">SÍNTESE: DOS CONCEITOS ÀS LENTES DE ANÁLISE</w:t>
         <w:tab/>
       </w:r>
     </w:p>
@@ -1869,7 +1926,7 @@
           <w:i/>
           <w:sz w:val="20"/>
         </w:rPr>
-        <w:t>Notas da versão de trabalho (retirar na versão final): * capítulo em construção, com subdivisões tomadas da arquitetura descrita na Introdução; ** capítulo ou apêndice ainda não escrito, com estrutura proposta a partir dos objetivos da tese. Os números de página serão gerados quando os capítulos forem reunidos num único arquivo.</w:t>
+        <w:t xml:space="preserve">Notas da versão de trabalho (retirar na versão final): ** capítulo ou apêndice ainda não escrito, com estrutura proposta a partir dos objetivos da tese. Os números de página serão gerados quando os capítulos forem reunidos num único arquivo.</w:t>
       </w:r>
     </w:p>
     <w:sectPr>

--- a/sumario_tese/SUMARIO_TESE.docx
+++ b/sumario_tese/SUMARIO_TESE.docx
@@ -1879,7 +1879,7 @@
         <w:rPr>
           <w:b/>
         </w:rPr>
-        <w:t>APÊNDICE E – ROTEIRO DE ENTREVISTA SEMIESTRUTURADA</w:t>
+        <w:t xml:space="preserve">APÊNDICE E – ROTEIRO DE ENTREVISTA SEMIESTRUTURADA EM PROFUNDIDADE</w:t>
         <w:tab/>
       </w:r>
     </w:p>

--- a/sumario_tese/SUMARIO_TESE.docx
+++ b/sumario_tese/SUMARIO_TESE.docx
@@ -998,7 +998,7 @@
         </w:rPr>
         <w:t>4.4.4</w:t>
         <w:tab/>
-        <w:t>Segundo movimento: registro iconográfico</w:t>
+        <w:t>Segundo movimento: leitura do território municipal e registro iconográfico</w:t>
         <w:tab/>
       </w:r>
     </w:p>
@@ -1397,7 +1397,7 @@
         </w:rPr>
         <w:t>6</w:t>
         <w:tab/>
-        <w:t>ONDE A POLÍTICA DESEMBARCA: O TERRITÓRIO DE PIPA COMO CONTEXTO DA PRÁTICA DA EDUCAÇÃO DIGITAL</w:t>
+        <w:t>ONDE A POLÍTICA DESEMBARCA: DE TIBAU DO SUL A PIPA, O TERRITÓRIO COMO CONTEXTO DA PRÁTICA DA EDUCAÇÃO DIGITAL</w:t>
         <w:tab/>
       </w:r>
     </w:p>
@@ -1416,7 +1416,64 @@
         </w:rPr>
         <w:t>6.1</w:t>
         <w:tab/>
-        <w:t>DE ALDEIA DE PESCADORES A POLO TURÍSTICO: TERRITÓRIO, MEMÓRIA E TRANSFORMAÇÕES</w:t>
+        <w:t>DO MUNICÍPIO À ESCOLA: TIBAU DO SUL, SUAS LOCALIDADES E A REDE MUNICIPAL</w:t>
+        <w:tab/>
+      </w:r>
+    </w:p>
+    <w:p>
+      <w:pPr>
+        <w:tabs>
+          <w:tab w:pos="737" w:val="left"/>
+          <w:tab w:pos="9071" w:val="right" w:leader="dot"/>
+        </w:tabs>
+        <w:spacing w:line="360" w:lineRule="auto" w:after="0" w:before="0"/>
+        <w:ind w:left="737" w:hanging="737"/>
+      </w:pPr>
+      <w:r>
+        <w:rPr>
+          <w:b w:val="0"/>
+        </w:rPr>
+        <w:t>6.1.1</w:t>
+        <w:tab/>
+        <w:t>Um município, muitas localidades</w:t>
+        <w:tab/>
+      </w:r>
+    </w:p>
+    <w:p>
+      <w:pPr>
+        <w:tabs>
+          <w:tab w:pos="737" w:val="left"/>
+          <w:tab w:pos="9071" w:val="right" w:leader="dot"/>
+        </w:tabs>
+        <w:spacing w:line="360" w:lineRule="auto" w:after="0" w:before="0"/>
+        <w:ind w:left="737" w:hanging="737"/>
+      </w:pPr>
+      <w:r>
+        <w:rPr>
+          <w:b w:val="0"/>
+        </w:rPr>
+        <w:t>6.1.2</w:t>
+        <w:tab/>
+        <w:t>A rede municipal e suas escolas</w:t>
+        <w:tab/>
+      </w:r>
+    </w:p>
+    <w:p>
+      <w:pPr>
+        <w:tabs>
+          <w:tab w:pos="737" w:val="left"/>
+          <w:tab w:pos="9071" w:val="right" w:leader="dot"/>
+        </w:tabs>
+        <w:spacing w:line="360" w:lineRule="auto" w:after="0" w:before="0"/>
+        <w:ind w:left="737" w:hanging="737"/>
+      </w:pPr>
+      <w:r>
+        <w:rPr>
+          <w:b w:val="0"/>
+        </w:rPr>
+        <w:t>6.1.3</w:t>
+        <w:tab/>
+        <w:t>A Secretaria Municipal de Educação diante da PNED</w:t>
         <w:tab/>
       </w:r>
     </w:p>
@@ -1435,7 +1492,7 @@
         </w:rPr>
         <w:t>6.2</w:t>
         <w:tab/>
-        <w:t xml:space="preserve">A ESCOLA MUNICIPAL DOMITILA CASTELO DA SILVA: O TERRITÓRIO ONDE A POLÍTICA ENCONTRA A ESCOLA</w:t>
+        <w:t>DE ALDEIA DE PESCADORES A POLO TURÍSTICO: TERRITÓRIO, MEMÓRIA E TRANSFORMAÇÕES</w:t>
         <w:tab/>
       </w:r>
     </w:p>
@@ -1454,7 +1511,7 @@
         </w:rPr>
         <w:t>6.3</w:t>
         <w:tab/>
-        <w:t>AS CONDIÇÕES MATERIAIS DA ESCOLA: O QUE ESTÁ DISPONÍVEL PARA A EDUCAÇÃO DIGITAL</w:t>
+        <w:t>A ESCOLA MUNICIPAL DOMITILA CASTELO DA SILVA: O TERRITÓRIO ONDE A POLÍTICA ENCONTRA A ESCOLA</w:t>
         <w:tab/>
       </w:r>
     </w:p>
@@ -1473,6 +1530,25 @@
         </w:rPr>
         <w:t>6.4</w:t>
         <w:tab/>
+        <w:t>AS CONDIÇÕES MATERIAIS DA ESCOLA: O QUE ESTÁ DISPONÍVEL PARA A EDUCAÇÃO DIGITAL</w:t>
+        <w:tab/>
+      </w:r>
+    </w:p>
+    <w:p>
+      <w:pPr>
+        <w:tabs>
+          <w:tab w:pos="737" w:val="left"/>
+          <w:tab w:pos="9071" w:val="right" w:leader="dot"/>
+        </w:tabs>
+        <w:spacing w:line="360" w:lineRule="auto" w:after="0" w:before="0"/>
+        <w:ind w:left="737" w:hanging="737"/>
+      </w:pPr>
+      <w:r>
+        <w:rPr>
+          <w:b w:val="0"/>
+        </w:rPr>
+        <w:t>6.5</w:t>
+        <w:tab/>
         <w:t>O TERRITÓRIO COMO DIMENSÃO ANALÍTICA DA ENCENAÇÃO DA EDUCAÇÃO DIGITAL</w:t>
         <w:tab/>
       </w:r>
@@ -1490,7 +1566,7 @@
         <w:rPr>
           <w:b w:val="0"/>
         </w:rPr>
-        <w:t>6.4.1</w:t>
+        <w:t>6.5.1</w:t>
         <w:tab/>
         <w:t>A escola como nó de uma rede territorial</w:t>
         <w:tab/>
@@ -1509,7 +1585,7 @@
         <w:rPr>
           <w:b w:val="0"/>
         </w:rPr>
-        <w:t>6.4.2</w:t>
+        <w:t>6.5.2</w:t>
         <w:tab/>
         <w:t>As formas de habitar o digital: uma experiência desigual e contraditória</w:t>
         <w:tab/>
@@ -1528,7 +1604,7 @@
         <w:rPr>
           <w:b w:val="0"/>
         </w:rPr>
-        <w:t>6.4.3</w:t>
+        <w:t>6.5.3</w:t>
         <w:tab/>
         <w:t>A agência profissional na encenação da política</w:t>
         <w:tab/>
@@ -1547,7 +1623,7 @@
         <w:rPr>
           <w:b w:val="0"/>
         </w:rPr>
-        <w:t>6.5</w:t>
+        <w:t>6.6</w:t>
         <w:tab/>
         <w:t>SÍNTESE DO CAPÍTULO: O TERRITÓRIO QUE ATRAVESSA A TESE</w:t>
         <w:tab/>
@@ -1606,7 +1682,7 @@
         </w:rPr>
         <w:t>7.2</w:t>
         <w:tab/>
-        <w:t>DA SECRETARIA À SALA DE AULA: COMO A POLÍTICA É LIDA</w:t>
+        <w:t>A POLÍTICA NA REDE: O QUE A SECRETARIA MUNICIPAL DE EDUCAÇÃO FEZ COM A PNED</w:t>
         <w:tab/>
       </w:r>
     </w:p>
@@ -1625,7 +1701,7 @@
         </w:rPr>
         <w:t>7.3</w:t>
         <w:tab/>
-        <w:t>COMO A POLÍTICA É TRADUZIDA: CONDIÇÕES MATERIAIS, INSTITUCIONAIS E TERRITÓRIO</w:t>
+        <w:t>DA SECRETARIA À SALA DE AULA: COMO A POLÍTICA É LIDA NA ESCOLA</w:t>
         <w:tab/>
       </w:r>
     </w:p>
@@ -1644,7 +1720,7 @@
         </w:rPr>
         <w:t>7.4</w:t>
         <w:tab/>
-        <w:t>O QUE SE FAZ COM A POLÍTICA: FORMAS DE ATUAÇÃO, DA ADESÃO À RESISTÊNCIA</w:t>
+        <w:t>COMO A POLÍTICA É TRADUZIDA: CONDIÇÕES MATERIAIS, INSTITUCIONAIS E TERRITÓRIO</w:t>
         <w:tab/>
       </w:r>
     </w:p>
@@ -1663,6 +1739,25 @@
         </w:rPr>
         <w:t>7.5</w:t>
         <w:tab/>
+        <w:t>O QUE SE FAZ COM A POLÍTICA: FORMAS DE ATUAÇÃO, DA ADESÃO À RESISTÊNCIA</w:t>
+        <w:tab/>
+      </w:r>
+    </w:p>
+    <w:p>
+      <w:pPr>
+        <w:tabs>
+          <w:tab w:pos="737" w:val="left"/>
+          <w:tab w:pos="9071" w:val="right" w:leader="dot"/>
+        </w:tabs>
+        <w:spacing w:line="360" w:lineRule="auto" w:after="0" w:before="0"/>
+        <w:ind w:left="737" w:hanging="737"/>
+      </w:pPr>
+      <w:r>
+        <w:rPr>
+          <w:b w:val="0"/>
+        </w:rPr>
+        <w:t>7.6</w:t>
+        <w:tab/>
         <w:t>O QUE CHEGA ÀS CRIANÇAS: PROVISÃO, PROTEÇÃO E PARTICIPAÇÃO NO AMBIENTE DIGITAL</w:t>
         <w:tab/>
       </w:r>
@@ -1680,7 +1775,7 @@
         <w:rPr>
           <w:b w:val="0"/>
         </w:rPr>
-        <w:t>7.6</w:t>
+        <w:t>7.7</w:t>
         <w:tab/>
         <w:t>SÍNTESE DO CAPÍTULO</w:t>
         <w:tab/>
